--- a/README-ngq7.docx
+++ b/README-ngq7.docx
@@ -173,6 +173,62 @@
     </w:p>
     <w:p>
       <w:pPr>
+        <w:pStyle w:val="ListBullet"/>
+      </w:pPr>
+      <w:r>
+        <w:t>Project1-ngq7-TableA.cpp — C++ verification code for Table A</w:t>
+      </w:r>
+    </w:p>
+    <w:p>
+      <w:pPr>
+        <w:pStyle w:val="ListBullet"/>
+      </w:pPr>
+      <w:r>
+        <w:t>Project1-ngq7-TableB.cpp — C++ verification code for Table B</w:t>
+      </w:r>
+    </w:p>
+    <w:p>
+      <w:pPr>
+        <w:pStyle w:val="ListBullet"/>
+      </w:pPr>
+      <w:r>
+        <w:t>Project1-ngq7-TableE.cpp — C++ verification code for Table E</w:t>
+      </w:r>
+    </w:p>
+    <w:p>
+      <w:pPr>
+        <w:pStyle w:val="Heading2"/>
+      </w:pPr>
+      <w:r>
+        <w:t>Output Files</w:t>
+      </w:r>
+    </w:p>
+    <w:p>
+      <w:pPr>
+        <w:pStyle w:val="ListBullet"/>
+      </w:pPr>
+      <w:r>
+        <w:t>Project1-ngq7-TableA-output.txt — Output from running Table A Python script</w:t>
+      </w:r>
+    </w:p>
+    <w:p>
+      <w:pPr>
+        <w:pStyle w:val="ListBullet"/>
+      </w:pPr>
+      <w:r>
+        <w:t>Project1-ngq7-TableB-output.txt — Output from running Table B Python script</w:t>
+      </w:r>
+    </w:p>
+    <w:p>
+      <w:pPr>
+        <w:pStyle w:val="ListBullet"/>
+      </w:pPr>
+      <w:r>
+        <w:t>Project1-ngq7-TableE-output.txt — Output from running Table E Python script</w:t>
+      </w:r>
+    </w:p>
+    <w:p>
+      <w:pPr>
         <w:pStyle w:val="Heading2"/>
       </w:pPr>
       <w:r>
@@ -196,8 +252,16 @@
       </w:r>
     </w:p>
     <w:p>
+      <w:pPr>
+        <w:pStyle w:val="Heading2"/>
+      </w:pPr>
       <w:r>
-        <w:t>Python 3.x must be installed. No external libraries are required — the code uses only built-in Python.</w:t>
+        <w:t>Python</w:t>
+      </w:r>
+    </w:p>
+    <w:p>
+      <w:r>
+        <w:t>Python 3.x must be installed. No external libraries are required.</w:t>
       </w:r>
     </w:p>
     <w:p>
@@ -216,10 +280,42 @@
     </w:p>
     <w:p>
       <w:pPr>
+        <w:pStyle w:val="Heading2"/>
+      </w:pPr>
+      <w:r>
+        <w:t>C++</w:t>
+      </w:r>
+    </w:p>
+    <w:p>
+      <w:r>
+        <w:t>A C++ compiler supporting C++17 is required (g++ recommended).</w:t>
+      </w:r>
+    </w:p>
+    <w:p>
+      <w:r>
+        <w:t>To check if g++ is installed:</w:t>
+      </w:r>
+    </w:p>
+    <w:p>
+      <w:r>
+        <w:rPr>
+          <w:rFonts w:ascii="Courier New" w:hAnsi="Courier New"/>
+          <w:sz w:val="20"/>
+        </w:rPr>
+        <w:t>g++ --version</w:t>
+      </w:r>
+    </w:p>
+    <w:p>
+      <w:pPr>
         <w:pStyle w:val="Heading1"/>
       </w:pPr>
       <w:r>
         <w:t>How to Run the Python Code</w:t>
+      </w:r>
+    </w:p>
+    <w:p>
+      <w:r>
+        <w:t>Open a terminal in the project folder and run the script for each table.</w:t>
       </w:r>
     </w:p>
     <w:p>
@@ -232,21 +328,11 @@
     </w:p>
     <w:p>
       <w:r>
-        <w:t>Open a terminal in the project folder and run:</w:t>
-      </w:r>
-    </w:p>
-    <w:p>
-      <w:r>
         <w:rPr>
           <w:rFonts w:ascii="Courier New" w:hAnsi="Courier New"/>
           <w:sz w:val="20"/>
         </w:rPr>
         <w:t>python Project1-ngq7-TableA.py</w:t>
-      </w:r>
-    </w:p>
-    <w:p>
-      <w:r>
-        <w:t>The program will print the PSR values for each parameter, the generated rules, predictions for all 100 rows, and the overall accuracy.</w:t>
       </w:r>
     </w:p>
     <w:p>
@@ -267,11 +353,6 @@
       </w:r>
     </w:p>
     <w:p>
-      <w:r>
-        <w:t>The program will print the PSR values for each parameter, the generated rules, predictions for all 100 rows, and the overall accuracy.</w:t>
-      </w:r>
-    </w:p>
-    <w:p>
       <w:pPr>
         <w:pStyle w:val="Heading2"/>
       </w:pPr>
@@ -289,8 +370,78 @@
       </w:r>
     </w:p>
     <w:p>
+      <w:pPr>
+        <w:pStyle w:val="Heading1"/>
+      </w:pPr>
       <w:r>
-        <w:t>The program will print the PSR values for each parameter, the generated rules, predictions for all 100 rows, and the overall accuracy.</w:t>
+        <w:t>How to Run the C++ Code</w:t>
+      </w:r>
+    </w:p>
+    <w:p>
+      <w:r>
+        <w:t>Compile and run each file from the terminal.</w:t>
+      </w:r>
+    </w:p>
+    <w:p>
+      <w:pPr>
+        <w:pStyle w:val="Heading2"/>
+      </w:pPr>
+      <w:r>
+        <w:t>Table A</w:t>
+      </w:r>
+    </w:p>
+    <w:p>
+      <w:r>
+        <w:rPr>
+          <w:rFonts w:ascii="Courier New" w:hAnsi="Courier New"/>
+          <w:sz w:val="20"/>
+        </w:rPr>
+        <w:t>g++ -std=c++17 Project1-ngq7-TableA.cpp -o Project1-ngq7-TableA</w:t>
+        <w:br/>
+        <w:t>./Project1-ngq7-TableA</w:t>
+      </w:r>
+    </w:p>
+    <w:p>
+      <w:pPr>
+        <w:pStyle w:val="Heading2"/>
+      </w:pPr>
+      <w:r>
+        <w:t>Table B</w:t>
+      </w:r>
+    </w:p>
+    <w:p>
+      <w:r>
+        <w:rPr>
+          <w:rFonts w:ascii="Courier New" w:hAnsi="Courier New"/>
+          <w:sz w:val="20"/>
+        </w:rPr>
+        <w:t>g++ -std=c++17 Project1-ngq7-TableB.cpp -o Project1-ngq7-TableB</w:t>
+        <w:br/>
+        <w:t>./Project1-ngq7-TableB</w:t>
+      </w:r>
+    </w:p>
+    <w:p>
+      <w:pPr>
+        <w:pStyle w:val="Heading2"/>
+      </w:pPr>
+      <w:r>
+        <w:t>Table E</w:t>
+      </w:r>
+    </w:p>
+    <w:p>
+      <w:r>
+        <w:rPr>
+          <w:rFonts w:ascii="Courier New" w:hAnsi="Courier New"/>
+          <w:sz w:val="20"/>
+        </w:rPr>
+        <w:t>g++ -std=c++17 Project1-ngq7-TableE.cpp -o Project1-ngq7-TableE</w:t>
+        <w:br/>
+        <w:t>./Project1-ngq7-TableE</w:t>
+      </w:r>
+    </w:p>
+    <w:p>
+      <w:r>
+        <w:t>Windows note: replace ./Project1-ngq7-TableX with Project1-ngq7-TableX.exe</w:t>
       </w:r>
     </w:p>
     <w:p>
@@ -303,7 +454,15 @@
     </w:p>
     <w:p>
       <w:r>
-        <w:t>Each script will output:</w:t>
+        <w:t>Each script (Python or C++) will output:</w:t>
+      </w:r>
+    </w:p>
+    <w:p>
+      <w:pPr>
+        <w:pStyle w:val="ListBullet"/>
+      </w:pPr>
+      <w:r>
+        <w:t>Total row counts (positives and negatives)</w:t>
       </w:r>
     </w:p>
     <w:p>
@@ -335,7 +494,12 @@
         <w:pStyle w:val="ListBullet"/>
       </w:pPr>
       <w:r>
-        <w:t>Final accuracy (should be 100% if rules are perfect)</w:t>
+        <w:t>Final accuracy (should be 100%)</w:t>
+      </w:r>
+    </w:p>
+    <w:p>
+      <w:r>
+        <w:t>Pre-run output files are also included: Project1-ngq7-TableA-output.txt, Project1-ngq7-TableB-output.txt, Project1-ngq7-TableE-output.txt</w:t>
       </w:r>
     </w:p>
     <w:sectPr>
